--- a/entregables/infraestructura-y-construccion.docx
+++ b/entregables/infraestructura-y-construccion.docx
@@ -63,7 +63,7 @@
           <w:color w:val="1A2238"/>
           <w:sz w:val="23"/>
         </w:rPr>
-        <w:t>Documento de la Comisión Temática de Infraestructura del Plan Perú 2040 (CNPP / Colegio de Ingenieros del Perú), construido sobre el estudio "La Brecha de Inversión en Infraestructura en el Perú (2008)" del Instituto Peruano de Economía (IPE). Cuantifica una brecha total de infraestructura al 2008 de US$ 37,760 millones (~30% del PBI), desagregada por transportes (37%), electricidad y gas (31.9%), saneamiento (16.7%) y telecomunicaciones (14.4%). Documenta el rezago del Perú en redes viales (solo 14% asfaltadas), ferrocarriles (2,021 km, uno de los menores de la región), puertos (un único gran puerto, Callao) y aeropuertos, y fija objetivos cuantitativos al 2020, 2030 y 2040 para red vial, carreteras asfaltadas y red ferroviaria. La estrategia central es cerrar la brecha alcanzando niveles competitivos regionales (referencia Chile), apoyándose intensivamente en asociaciones público-privadas (modelo Irlanda, Reino Unido, Australia, China y Chile).</w:t>
+        <w:t>Informe de la Comisión de Infraestructura del Plan Perú (horizonte 2040), basado en el estudio del IPE sobre la brecha de inversión en infraestructura. Estima la inversión que el país requiere para alcanzar una infraestructura competitiva en la región (transportes, electricidad y gas, saneamiento y telecomunicaciones) y propone objetivos de red vial, carreteras asfaltadas y ferrocarriles al 2040.</w:t>
       </w:r>
     </w:p>
     <w:p>
@@ -108,7 +108,7 @@
                 <w:color w:val="D91023"/>
                 <w:sz w:val="36"/>
               </w:rPr>
-              <w:t>19</w:t>
+              <w:t>12</w:t>
               <w:br/>
             </w:r>
             <w:r>
@@ -140,7 +140,7 @@
                 <w:color w:val="D91023"/>
                 <w:sz w:val="36"/>
               </w:rPr>
-              <w:t>7</w:t>
+              <w:t>3</w:t>
               <w:br/>
             </w:r>
             <w:r>
@@ -172,7 +172,7 @@
                 <w:color w:val="D91023"/>
                 <w:sz w:val="36"/>
               </w:rPr>
-              <w:t>10</w:t>
+              <w:t>7</w:t>
               <w:br/>
             </w:r>
             <w:r>
@@ -183,7 +183,7 @@
                 <w:color w:val="5D6B88"/>
                 <w:sz w:val="17"/>
               </w:rPr>
-              <w:t>Metas 2050</w:t>
+              <w:t>Objetivos</w:t>
             </w:r>
           </w:p>
         </w:tc>
@@ -230,7 +230,173 @@
           <w:color w:val="D91023"/>
           <w:sz w:val="26"/>
         </w:rPr>
-        <w:t>Visión 2050</w:t>
+        <w:t>Contenido</w:t>
+      </w:r>
+    </w:p>
+    <w:p>
+      <w:r>
+        <w:rPr>
+          <w:rFonts w:ascii="Calibri" w:hAnsi="Calibri"/>
+          <w:b/>
+          <w:i w:val="0"/>
+          <w:color w:val="D91023"/>
+          <w:sz w:val="20"/>
+        </w:rPr>
+        <w:t xml:space="preserve">I.  </w:t>
+      </w:r>
+      <w:r>
+        <w:rPr>
+          <w:rFonts w:ascii="Calibri" w:hAnsi="Calibri"/>
+          <w:b w:val="0"/>
+          <w:i w:val="0"/>
+          <w:color w:val="1A2238"/>
+          <w:sz w:val="20"/>
+        </w:rPr>
+        <w:t>Síntesis de la situación futura</w:t>
+      </w:r>
+    </w:p>
+    <w:p>
+      <w:r>
+        <w:rPr>
+          <w:rFonts w:ascii="Calibri" w:hAnsi="Calibri"/>
+          <w:b/>
+          <w:i w:val="0"/>
+          <w:color w:val="D91023"/>
+          <w:sz w:val="20"/>
+        </w:rPr>
+        <w:t xml:space="preserve">II.  </w:t>
+      </w:r>
+      <w:r>
+        <w:rPr>
+          <w:rFonts w:ascii="Calibri" w:hAnsi="Calibri"/>
+          <w:b w:val="0"/>
+          <w:i w:val="0"/>
+          <w:color w:val="1A2238"/>
+          <w:sz w:val="20"/>
+        </w:rPr>
+        <w:t>Síntesis de la situación actual</w:t>
+      </w:r>
+    </w:p>
+    <w:p>
+      <w:r>
+        <w:rPr>
+          <w:rFonts w:ascii="Calibri" w:hAnsi="Calibri"/>
+          <w:b/>
+          <w:i w:val="0"/>
+          <w:color w:val="D91023"/>
+          <w:sz w:val="20"/>
+        </w:rPr>
+        <w:t xml:space="preserve">III.  </w:t>
+      </w:r>
+      <w:r>
+        <w:rPr>
+          <w:rFonts w:ascii="Calibri" w:hAnsi="Calibri"/>
+          <w:b w:val="0"/>
+          <w:i w:val="0"/>
+          <w:color w:val="1A2238"/>
+          <w:sz w:val="20"/>
+        </w:rPr>
+        <w:t>Objetivos estratégicos</w:t>
+      </w:r>
+    </w:p>
+    <w:p>
+      <w:r>
+        <w:rPr>
+          <w:rFonts w:ascii="Calibri" w:hAnsi="Calibri"/>
+          <w:b/>
+          <w:i w:val="0"/>
+          <w:color w:val="D91023"/>
+          <w:sz w:val="20"/>
+        </w:rPr>
+        <w:t xml:space="preserve">IV.  </w:t>
+      </w:r>
+      <w:r>
+        <w:rPr>
+          <w:rFonts w:ascii="Calibri" w:hAnsi="Calibri"/>
+          <w:b w:val="0"/>
+          <w:i w:val="0"/>
+          <w:color w:val="1A2238"/>
+          <w:sz w:val="20"/>
+        </w:rPr>
+        <w:t>Acciones estratégicas</w:t>
+      </w:r>
+    </w:p>
+    <w:p>
+      <w:r>
+        <w:rPr>
+          <w:rFonts w:ascii="Calibri" w:hAnsi="Calibri"/>
+          <w:b/>
+          <w:i w:val="0"/>
+          <w:color w:val="D91023"/>
+          <w:sz w:val="20"/>
+        </w:rPr>
+        <w:t xml:space="preserve">V.  </w:t>
+      </w:r>
+      <w:r>
+        <w:rPr>
+          <w:rFonts w:ascii="Calibri" w:hAnsi="Calibri"/>
+          <w:b w:val="0"/>
+          <w:i w:val="0"/>
+          <w:color w:val="1A2238"/>
+          <w:sz w:val="20"/>
+        </w:rPr>
+        <w:t>Matriz resumen (indicadores)</w:t>
+      </w:r>
+    </w:p>
+    <w:p>
+      <w:r>
+        <w:rPr>
+          <w:rFonts w:ascii="Calibri" w:hAnsi="Calibri"/>
+          <w:b/>
+          <w:i w:val="0"/>
+          <w:color w:val="D91023"/>
+          <w:sz w:val="20"/>
+        </w:rPr>
+        <w:t xml:space="preserve">VI.  </w:t>
+      </w:r>
+      <w:r>
+        <w:rPr>
+          <w:rFonts w:ascii="Calibri" w:hAnsi="Calibri"/>
+          <w:b w:val="0"/>
+          <w:i w:val="0"/>
+          <w:color w:val="1A2238"/>
+          <w:sz w:val="20"/>
+        </w:rPr>
+        <w:t>Hitos de los primeros 100 días de Gobierno</w:t>
+      </w:r>
+    </w:p>
+    <w:p>
+      <w:r>
+        <w:rPr>
+          <w:rFonts w:ascii="Calibri" w:hAnsi="Calibri"/>
+          <w:b/>
+          <w:i w:val="0"/>
+          <w:color w:val="D91023"/>
+          <w:sz w:val="20"/>
+        </w:rPr>
+        <w:t xml:space="preserve">VII.  </w:t>
+      </w:r>
+      <w:r>
+        <w:rPr>
+          <w:rFonts w:ascii="Calibri" w:hAnsi="Calibri"/>
+          <w:b w:val="0"/>
+          <w:i w:val="0"/>
+          <w:color w:val="1A2238"/>
+          <w:sz w:val="20"/>
+        </w:rPr>
+        <w:t>Articulación con el Acuerdo Nacional y el PEDN al 2050</w:t>
+      </w:r>
+    </w:p>
+    <w:p>
+      <w:r>
+        <w:rPr>
+          <w:rFonts w:ascii="Calibri" w:hAnsi="Calibri"/>
+          <w:b/>
+          <w:i w:val="0"/>
+          <w:color w:val="D91023"/>
+          <w:sz w:val="26"/>
+        </w:rPr>
+        <w:t>I · Síntesis de la situación futura</w:t>
       </w:r>
     </w:p>
     <w:p>
@@ -242,7 +408,7 @@
           <w:color w:val="1A2238"/>
           <w:sz w:val="21"/>
         </w:rPr>
-        <w:t>En el año 2040, lograr una infraestructura de tal calidad que sea motor para atraer otras inversiones al Perú y el mejor estímulo a su desarrollo, que integre eficazmente a la población, promueva su desarrollo económico de forma sostenible, eleve la calidad de vida de las personas y contribuya a que el Perú sea el país más competitivo de América Latina.</w:t>
+        <w:t>En el año 2040 el Perú debe lograr una infraestructura de tal calidad que sea el motor para atraer otras inversiones al país y el mejor estímulo a su desarrollo: que integre eficazmente a la población, promueva su desarrollo económico en forma sostenible, eleve la calidad de vida de las personas y contribuya a que el Perú sea el país más competitivo de América Latina. Se aspira a un país con un Sistema de Planificación de Infraestructura que optimice los costos logísticos; una infraestructura vial que integre al país y contribuya a la competitividad y al desarrollo descentralizado; institucionalidad implantada para el desarrollo y la gestión de la infraestructura; dos puertos hub en el Pacífico y un aeropuerto hub; y cuatro zonas de actividad logística (Norte, Centro, Sur y Oriente del país).</w:t>
       </w:r>
     </w:p>
     <w:p>
@@ -254,7 +420,7 @@
           <w:color w:val="D91023"/>
           <w:sz w:val="26"/>
         </w:rPr>
-        <w:t>Diagnóstico — brecha 2026</w:t>
+        <w:t>II · Síntesis de la situación actual</w:t>
       </w:r>
     </w:p>
     <w:p>
@@ -269,7 +435,7 @@
           <w:color w:val="1A2238"/>
           <w:sz w:val="21"/>
         </w:rPr>
-        <w:t>Brecha total de infraestructura al 2008 estimada en US$ 37,760 millones, equivalente a aproximadamente 30% del PBI (frente a US$ 22,879 millones en 2005).</w:t>
+        <w:t>Brecha total de infraestructura al 2008 estimada por el IPE en US$ 37,760 millones, aproximadamente 30% del PBI (frente a US$ 22,879 millones estimados en 2005).</w:t>
       </w:r>
     </w:p>
     <w:p>
@@ -284,7 +450,7 @@
           <w:color w:val="1A2238"/>
           <w:sz w:val="21"/>
         </w:rPr>
-        <w:t>El sector transportes concentra el mayor componente de la brecha con 37% del total (US$ 13,961 millones), por atraso en entrega de proyectos de PROINVERSIÓN e insuficiente inversión pública.</w:t>
+        <w:t>El sector Transportes concentra el mayor monto de la brecha: US$ 13,961 millones (37.0% del total), por el atraso en la entrega de proyectos y la insuficiencia de inversión pública.</w:t>
       </w:r>
     </w:p>
     <w:p>
@@ -299,7 +465,7 @@
           <w:color w:val="1A2238"/>
           <w:sz w:val="21"/>
         </w:rPr>
-        <w:t>Electricidad y gas natural representan 31.9% de la brecha por demanda de energía mayor a la esperada que presiona la oferta.</w:t>
+        <w:t>Electricidad y gas natural representan el segundo componente de la brecha (US$ 8,326 millones de electricidad, 22.0%, más US$ 3,721 millones de gas natural, 9.9%), por una demanda de energía mayor a la esperada.</w:t>
       </w:r>
     </w:p>
     <w:p>
@@ -314,7 +480,7 @@
           <w:color w:val="1A2238"/>
           <w:sz w:val="21"/>
         </w:rPr>
-        <w:t>Saneamiento representa 16.7% de la brecha y telecomunicaciones 14.4% (la menor).</w:t>
+        <w:t>Saneamiento representa una brecha de US$ 6,306 millones (16.7% del total).</w:t>
       </w:r>
     </w:p>
     <w:p>
@@ -329,7 +495,7 @@
           <w:color w:val="1A2238"/>
           <w:sz w:val="21"/>
         </w:rPr>
-        <w:t>Red vial peruana de 79 mil km, rezagada frente a países menos extensos como Colombia, Venezuela y Chile; solo 14% de vías asfaltadas (~11 mil km), uno de los porcentajes más bajos de la región.</w:t>
+        <w:t>Telecomunicaciones es la menor brecha relativa, con US$ 5,446 millones (14.4%).</w:t>
       </w:r>
     </w:p>
     <w:p>
@@ -344,7 +510,7 @@
           <w:color w:val="1A2238"/>
           <w:sz w:val="21"/>
         </w:rPr>
-        <w:t>Composición de la red vial 2006: asfaltado 14%, afirmado 23%, sin afirmar 18%, trocha 45%.</w:t>
+        <w:t>El Perú está rezagado en infraestructura vial: la red asciende a 78,687 km, pero solo 14% (unos 11,016 km) están asfaltadas, uno de los porcentajes más bajos de la región (solo supera a Brasil y Bolivia).</w:t>
       </w:r>
     </w:p>
     <w:p>
@@ -359,7 +525,7 @@
           <w:color w:val="1A2238"/>
           <w:sz w:val="21"/>
         </w:rPr>
-        <w:t>Densidad vial baja (Perú supera solo a Bolivia) y red vial per cápita de 414 km asfaltados por millón de habitantes, de las más bajas de la región.</w:t>
+        <w:t>Baja densidad vial: 8.8 km de carreteras asfaltadas por cada mil km2 de territorio, superando en la región únicamente a Bolivia; y baja red asfaltada per cápita (uno de los niveles más bajos de la región).</w:t>
       </w:r>
     </w:p>
     <w:p>
@@ -374,7 +540,7 @@
           <w:color w:val="1A2238"/>
           <w:sz w:val="21"/>
         </w:rPr>
-        <w:t>Solo 34% de la Red Vial Nacional asfaltada en buen estado al 2006; prácticamente 100% de la red en trocha en mal estado; solo 34% de la red recibe algún tipo de conservación y 12.5% mantenimiento permanente.</w:t>
+        <w:t>Mantenimiento vial deficiente: solo 34% de la red recibe algún tipo de conservación y únicamente 12.5% mantenimiento permanente; al 2006 solo 34% de la Red Vial Nacional asfaltada estaba en buen estado.</w:t>
       </w:r>
     </w:p>
     <w:p>
@@ -389,7 +555,7 @@
           <w:color w:val="1A2238"/>
           <w:sz w:val="21"/>
         </w:rPr>
-        <w:t>Calidad de infraestructura de carreteras del Perú en 1.9 sobre 7 (la más baja del grupo evaluado, WEF 2008-2009).</w:t>
+        <w:t>Pérdida estimada de US$ 718 millones en rehabilitación de 1,357 km de carreteras (1992-2005) por falta de una política coherente de mantenimiento.</w:t>
       </w:r>
     </w:p>
     <w:p>
@@ -404,7 +570,7 @@
           <w:color w:val="1A2238"/>
           <w:sz w:val="21"/>
         </w:rPr>
-        <w:t>Puertos: el Perú cuenta con un único gran puerto (Callao), generando cuellos de botella; índice de calidad portuaria de 2.3 sobre 7, puesto 127 de la muestra, casi a la cola, frente a Chile (4.9, puesto 37) con varios puertos.</w:t>
+        <w:t>Infraestructura portuaria deficiente: el Perú obtuvo un puntaje de 2.3 sobre 7 (puesto 127) en calidad portuaria del Global Competitiveness Report 2008-2009, frente a Chile (4.9, puesto 37); el Callao concentra un único gran puerto y genera cuellos de botella.</w:t>
       </w:r>
     </w:p>
     <w:p>
@@ -419,7 +585,7 @@
           <w:color w:val="1A2238"/>
           <w:sz w:val="21"/>
         </w:rPr>
-        <w:t>Callao movilizó 1.02 millón de TEU en 2007 (tercer lugar en Sudamérica tras Santos 2.5 y Buenos Aires 1.7).</w:t>
+        <w:t>Infraestructura aeroportuaria en el puesto 94 de 134 países, con puntaje 3.9 sobre 7, afectada por sucesivas postergaciones de las concesiones.</w:t>
       </w:r>
     </w:p>
     <w:p>
@@ -434,7 +600,7 @@
           <w:color w:val="1A2238"/>
           <w:sz w:val="21"/>
         </w:rPr>
-        <w:t>Aeropuertos: infraestructura aeroportuaria del Perú en puesto 94 de 134 países (3.9 sobre 7), afectada por sucesivas postergaciones de concesiones; Chile lidera la región con 5.9 sobre 7.</w:t>
+        <w:t>Bajo desarrollo ferroviario: red de solo 2,021 km (1,927 km al 2008), una de las menores de la región; densidad de 1.57 km de vía férrea por mil km2, seis veces menor a la chilena; puntaje 1.72 sobre 7 (puesto 90 de 100) en calidad ferroviaria.</w:t>
       </w:r>
     </w:p>
     <w:p>
@@ -449,7 +615,19 @@
           <w:color w:val="1A2238"/>
           <w:sz w:val="21"/>
         </w:rPr>
-        <w:t>Ferrocarriles: uno de los menores desarrollos de la región con 2,021 km (1,927 km al 2008), frente a Argentina (31,902), Brasil (29,295) y Chile (6,585); densidad ferroviaria de 1.57/1.6 km por mil km2, seis veces menor a la chilena; calidad ferroviaria de 1.72 sobre 7, puesto 90 de 100 países.</w:t>
+        <w:t>FODA: Fortalezas (abundantes recursos naturales y ubicación geográfica entre Sudamérica y Asia; amplio patrimonio histórico). Oportunidades (TLC con 75% de la economía mundial, estabilidad macroeconómica, recursos por explotar, financiamiento público-privado). Debilidades (infraestructura insuficiente, redes de telecomunicaciones que no conectan todo el país, débil sistema de planificación, débil capacidad de gestión regional). Amenazas (pérdida de competitividad, dificultad de financiamiento).</w:t>
+      </w:r>
+    </w:p>
+    <w:p>
+      <w:r>
+        <w:rPr>
+          <w:rFonts w:ascii="Calibri" w:hAnsi="Calibri"/>
+          <w:b/>
+          <w:i w:val="0"/>
+          <w:color w:val="D91023"/>
+          <w:sz w:val="26"/>
+        </w:rPr>
+        <w:t>III · Objetivos estratégicos</w:t>
       </w:r>
     </w:p>
     <w:p>
@@ -464,7 +642,7 @@
           <w:color w:val="1A2238"/>
           <w:sz w:val="21"/>
         </w:rPr>
-        <w:t>Debilidades institucionales: infraestructura insuficiente para el desarrollo, redes de telecomunicaciones que no conectan todo el país, débil sistema de planificación y débil capacidad de gestión regional.</w:t>
+        <w:t>Diseñar e implementar un sistema de planificación multimodal de la infraestructura de transporte para optimizar los costos logísticos.</w:t>
       </w:r>
     </w:p>
     <w:p>
@@ -479,7 +657,82 @@
           <w:color w:val="1A2238"/>
           <w:sz w:val="21"/>
         </w:rPr>
-        <w:t>Pérdida de US$ 718 millones invertidos en rehabilitación de 1,357 km de carreteras (1992-2005) por falta de política coherente de mantenimiento vial; pérdida evitable con US$ 98 millones de inversión en mantenimiento.</w:t>
+        <w:t>Ejecutar las obras que permitan contar con las redes viales, ferrocarriles, hidrovías, puertos y aeropuertos que integren a las poblaciones y contribuyan a la competitividad.</w:t>
+      </w:r>
+    </w:p>
+    <w:p>
+      <w:pPr>
+        <w:pStyle w:val="ListBullet"/>
+      </w:pPr>
+      <w:r>
+        <w:rPr>
+          <w:rFonts w:ascii="Calibri" w:hAnsi="Calibri"/>
+          <w:b w:val="0"/>
+          <w:i w:val="0"/>
+          <w:color w:val="1A2238"/>
+          <w:sz w:val="21"/>
+        </w:rPr>
+        <w:t>Contar con un sistema de mantenimiento y de modernización permanente de la infraestructura.</w:t>
+      </w:r>
+    </w:p>
+    <w:p>
+      <w:pPr>
+        <w:pStyle w:val="ListBullet"/>
+      </w:pPr>
+      <w:r>
+        <w:rPr>
+          <w:rFonts w:ascii="Calibri" w:hAnsi="Calibri"/>
+          <w:b w:val="0"/>
+          <w:i w:val="0"/>
+          <w:color w:val="1A2238"/>
+          <w:sz w:val="21"/>
+        </w:rPr>
+        <w:t>Reformar la normatividad para contar con la institucionalidad que requiere el desarrollo y la gestión de la infraestructura.</w:t>
+      </w:r>
+    </w:p>
+    <w:p>
+      <w:pPr>
+        <w:pStyle w:val="ListBullet"/>
+      </w:pPr>
+      <w:r>
+        <w:rPr>
+          <w:rFonts w:ascii="Calibri" w:hAnsi="Calibri"/>
+          <w:b w:val="0"/>
+          <w:i w:val="0"/>
+          <w:color w:val="1A2238"/>
+          <w:sz w:val="21"/>
+        </w:rPr>
+        <w:t>Apoyar la creación de un hub de puertos y aeropuertos del Pacífico Sur.</w:t>
+      </w:r>
+    </w:p>
+    <w:p>
+      <w:pPr>
+        <w:pStyle w:val="ListBullet"/>
+      </w:pPr>
+      <w:r>
+        <w:rPr>
+          <w:rFonts w:ascii="Calibri" w:hAnsi="Calibri"/>
+          <w:b w:val="0"/>
+          <w:i w:val="0"/>
+          <w:color w:val="1A2238"/>
+          <w:sz w:val="21"/>
+        </w:rPr>
+        <w:t>Contribuir a la creación de zonas de actividades logísticas.</w:t>
+      </w:r>
+    </w:p>
+    <w:p>
+      <w:pPr>
+        <w:pStyle w:val="ListBullet"/>
+      </w:pPr>
+      <w:r>
+        <w:rPr>
+          <w:rFonts w:ascii="Calibri" w:hAnsi="Calibri"/>
+          <w:b w:val="0"/>
+          <w:i w:val="0"/>
+          <w:color w:val="1A2238"/>
+          <w:sz w:val="21"/>
+        </w:rPr>
+        <w:t>Crear las condiciones para generar un ordenamiento territorial.</w:t>
       </w:r>
     </w:p>
     <w:p>
@@ -491,7 +744,169 @@
           <w:color w:val="D91023"/>
           <w:sz w:val="26"/>
         </w:rPr>
-        <w:t>Indicadores: hoy → meta 2050</w:t>
+        <w:t>IV · Acciones estratégicas</w:t>
+      </w:r>
+    </w:p>
+    <w:p>
+      <w:pPr>
+        <w:pStyle w:val="ListBullet"/>
+      </w:pPr>
+      <w:r>
+        <w:rPr>
+          <w:rFonts w:ascii="Calibri" w:hAnsi="Calibri"/>
+          <w:b w:val="0"/>
+          <w:i w:val="0"/>
+          <w:color w:val="1A2238"/>
+          <w:sz w:val="21"/>
+        </w:rPr>
+        <w:t>Implementar el Sistema de Planificación de la Infraestructura.</w:t>
+      </w:r>
+    </w:p>
+    <w:p>
+      <w:pPr>
+        <w:pStyle w:val="ListBullet"/>
+      </w:pPr>
+      <w:r>
+        <w:rPr>
+          <w:rFonts w:ascii="Calibri" w:hAnsi="Calibri"/>
+          <w:b w:val="0"/>
+          <w:i w:val="0"/>
+          <w:color w:val="1A2238"/>
+          <w:sz w:val="21"/>
+        </w:rPr>
+        <w:t>Definir la asignación de las competencias sobre la infraestructura.</w:t>
+      </w:r>
+    </w:p>
+    <w:p>
+      <w:pPr>
+        <w:pStyle w:val="ListBullet"/>
+      </w:pPr>
+      <w:r>
+        <w:rPr>
+          <w:rFonts w:ascii="Calibri" w:hAnsi="Calibri"/>
+          <w:b w:val="0"/>
+          <w:i w:val="0"/>
+          <w:color w:val="1A2238"/>
+          <w:sz w:val="21"/>
+        </w:rPr>
+        <w:t>Incrementar el presupuesto de inversión pública en infraestructura.</w:t>
+      </w:r>
+    </w:p>
+    <w:p>
+      <w:pPr>
+        <w:pStyle w:val="ListBullet"/>
+      </w:pPr>
+      <w:r>
+        <w:rPr>
+          <w:rFonts w:ascii="Calibri" w:hAnsi="Calibri"/>
+          <w:b w:val="0"/>
+          <w:i w:val="0"/>
+          <w:color w:val="1A2238"/>
+          <w:sz w:val="21"/>
+        </w:rPr>
+        <w:t>Acelerar el proceso de participación de la inversión privada e institucionalizar la gestión de la infraestructura.</w:t>
+      </w:r>
+    </w:p>
+    <w:p>
+      <w:pPr>
+        <w:pStyle w:val="ListBullet"/>
+      </w:pPr>
+      <w:r>
+        <w:rPr>
+          <w:rFonts w:ascii="Calibri" w:hAnsi="Calibri"/>
+          <w:b w:val="0"/>
+          <w:i w:val="0"/>
+          <w:color w:val="1A2238"/>
+          <w:sz w:val="21"/>
+        </w:rPr>
+        <w:t>Mejorar el sistema de reclutamiento, selección y capacitación de personal para la gestión de infraestructura.</w:t>
+      </w:r>
+    </w:p>
+    <w:p>
+      <w:pPr>
+        <w:pStyle w:val="ListBullet"/>
+      </w:pPr>
+      <w:r>
+        <w:rPr>
+          <w:rFonts w:ascii="Calibri" w:hAnsi="Calibri"/>
+          <w:b w:val="0"/>
+          <w:i w:val="0"/>
+          <w:color w:val="1A2238"/>
+          <w:sz w:val="21"/>
+        </w:rPr>
+        <w:t>Perfeccionar el marco normativo para facilitar la gestión de la infraestructura.</w:t>
+      </w:r>
+    </w:p>
+    <w:p>
+      <w:pPr>
+        <w:pStyle w:val="ListBullet"/>
+      </w:pPr>
+      <w:r>
+        <w:rPr>
+          <w:rFonts w:ascii="Calibri" w:hAnsi="Calibri"/>
+          <w:b w:val="0"/>
+          <w:i w:val="0"/>
+          <w:color w:val="1A2238"/>
+          <w:sz w:val="21"/>
+        </w:rPr>
+        <w:t>Aprobar la legislación que promueva la creación de centros logísticos.</w:t>
+      </w:r>
+    </w:p>
+    <w:p>
+      <w:pPr>
+        <w:pStyle w:val="ListBullet"/>
+      </w:pPr>
+      <w:r>
+        <w:rPr>
+          <w:rFonts w:ascii="Calibri" w:hAnsi="Calibri"/>
+          <w:b w:val="0"/>
+          <w:i w:val="0"/>
+          <w:color w:val="1A2238"/>
+          <w:sz w:val="21"/>
+        </w:rPr>
+        <w:t>Construir aproximadamente 2,754 km de carreteras por año para alcanzar la densidad vial actual de Chile en los próximos 20 años.</w:t>
+      </w:r>
+    </w:p>
+    <w:p>
+      <w:pPr>
+        <w:pStyle w:val="ListBullet"/>
+      </w:pPr>
+      <w:r>
+        <w:rPr>
+          <w:rFonts w:ascii="Calibri" w:hAnsi="Calibri"/>
+          <w:b w:val="0"/>
+          <w:i w:val="0"/>
+          <w:color w:val="1A2238"/>
+          <w:sz w:val="21"/>
+        </w:rPr>
+        <w:t>Asfaltar alrededor de 2,000 km de carreteras por año (al ritmo reciente) para equiparar la densidad asfaltada de Brasil, Chile y Ecuador.</w:t>
+      </w:r>
+    </w:p>
+    <w:p>
+      <w:pPr>
+        <w:pStyle w:val="ListBullet"/>
+      </w:pPr>
+      <w:r>
+        <w:rPr>
+          <w:rFonts w:ascii="Calibri" w:hAnsi="Calibri"/>
+          <w:b w:val="0"/>
+          <w:i w:val="0"/>
+          <w:color w:val="1A2238"/>
+          <w:sz w:val="21"/>
+        </w:rPr>
+        <w:t>Duplicar la red ferroviaria (de 2,021 km a unos 4,000 km), construyendo del orden de 100 a 200 km de vía férrea por año.</w:t>
+      </w:r>
+    </w:p>
+    <w:p>
+      <w:r>
+        <w:rPr>
+          <w:rFonts w:ascii="Calibri" w:hAnsi="Calibri"/>
+          <w:b/>
+          <w:i w:val="0"/>
+          <w:color w:val="D91023"/>
+          <w:sz w:val="26"/>
+        </w:rPr>
+        <w:t>V · Matriz resumen — indicadores: hoy → meta 2050</w:t>
       </w:r>
     </w:p>
     <w:tbl>
@@ -718,527 +1133,7 @@
                 <w:color w:val="1A2238"/>
                 <w:sz w:val="16"/>
               </w:rPr>
-              <w:t>IPE - La Brecha de Inversión en Infraestructura en el Perú (2008)</w:t>
-            </w:r>
-          </w:p>
-        </w:tc>
-      </w:tr>
-      <w:tr>
-        <w:tc>
-          <w:tcPr>
-            <w:tcW w:type="dxa" w:w="1656"/>
-          </w:tcPr>
-          <w:p>
-            <w:r>
-              <w:rPr>
-                <w:rFonts w:ascii="Calibri" w:hAnsi="Calibri"/>
-                <w:b/>
-                <w:i w:val="0"/>
-                <w:color w:val="1A2238"/>
-                <w:sz w:val="16"/>
-              </w:rPr>
-              <w:t>Brecha de inversión en transportes</w:t>
-            </w:r>
-          </w:p>
-        </w:tc>
-        <w:tc>
-          <w:tcPr>
-            <w:tcW w:type="dxa" w:w="1656"/>
-          </w:tcPr>
-          <w:p>
-            <w:r>
-              <w:rPr>
-                <w:rFonts w:ascii="Calibri" w:hAnsi="Calibri"/>
-                <w:b w:val="0"/>
-                <w:i w:val="0"/>
-                <w:color w:val="1A2238"/>
-                <w:sz w:val="16"/>
-              </w:rPr>
-              <w:t>13 961</w:t>
-            </w:r>
-          </w:p>
-        </w:tc>
-        <w:tc>
-          <w:tcPr>
-            <w:tcW w:type="dxa" w:w="1656"/>
-          </w:tcPr>
-          <w:p>
-            <w:r>
-              <w:rPr>
-                <w:rFonts w:ascii="Calibri" w:hAnsi="Calibri"/>
-                <w:b w:val="0"/>
-                <w:i w:val="0"/>
-                <w:color w:val="1A2238"/>
-                <w:sz w:val="16"/>
-              </w:rPr>
-              <w:t>s/d</w:t>
-            </w:r>
-          </w:p>
-        </w:tc>
-        <w:tc>
-          <w:tcPr>
-            <w:tcW w:type="dxa" w:w="1656"/>
-          </w:tcPr>
-          <w:p>
-            <w:r>
-              <w:rPr>
-                <w:rFonts w:ascii="Calibri" w:hAnsi="Calibri"/>
-                <w:b w:val="0"/>
-                <w:i w:val="0"/>
-                <w:color w:val="1A2238"/>
-                <w:sz w:val="16"/>
-              </w:rPr>
-              <w:t>millones de US$</w:t>
-            </w:r>
-          </w:p>
-        </w:tc>
-        <w:tc>
-          <w:tcPr>
-            <w:tcW w:type="dxa" w:w="1656"/>
-          </w:tcPr>
-          <w:p>
-            <w:r>
-              <w:rPr>
-                <w:rFonts w:ascii="Calibri" w:hAnsi="Calibri"/>
-                <w:b w:val="0"/>
-                <w:i w:val="0"/>
-                <w:color w:val="1A2238"/>
-                <w:sz w:val="16"/>
-              </w:rPr>
-              <w:t>—</w:t>
-            </w:r>
-          </w:p>
-        </w:tc>
-        <w:tc>
-          <w:tcPr>
-            <w:tcW w:type="dxa" w:w="1656"/>
-          </w:tcPr>
-          <w:p>
-            <w:r>
-              <w:rPr>
-                <w:rFonts w:ascii="Calibri" w:hAnsi="Calibri"/>
-                <w:b w:val="0"/>
-                <w:i w:val="0"/>
-                <w:color w:val="1A2238"/>
-                <w:sz w:val="16"/>
-              </w:rPr>
-              <w:t>IPE (2008)</w:t>
-            </w:r>
-          </w:p>
-        </w:tc>
-      </w:tr>
-      <w:tr>
-        <w:tc>
-          <w:tcPr>
-            <w:tcW w:type="dxa" w:w="1656"/>
-          </w:tcPr>
-          <w:p>
-            <w:r>
-              <w:rPr>
-                <w:rFonts w:ascii="Calibri" w:hAnsi="Calibri"/>
-                <w:b/>
-                <w:i w:val="0"/>
-                <w:color w:val="1A2238"/>
-                <w:sz w:val="16"/>
-              </w:rPr>
-              <w:t>Brecha de inversión en saneamiento</w:t>
-            </w:r>
-          </w:p>
-        </w:tc>
-        <w:tc>
-          <w:tcPr>
-            <w:tcW w:type="dxa" w:w="1656"/>
-          </w:tcPr>
-          <w:p>
-            <w:r>
-              <w:rPr>
-                <w:rFonts w:ascii="Calibri" w:hAnsi="Calibri"/>
-                <w:b w:val="0"/>
-                <w:i w:val="0"/>
-                <w:color w:val="1A2238"/>
-                <w:sz w:val="16"/>
-              </w:rPr>
-              <w:t>6 306</w:t>
-            </w:r>
-          </w:p>
-        </w:tc>
-        <w:tc>
-          <w:tcPr>
-            <w:tcW w:type="dxa" w:w="1656"/>
-          </w:tcPr>
-          <w:p>
-            <w:r>
-              <w:rPr>
-                <w:rFonts w:ascii="Calibri" w:hAnsi="Calibri"/>
-                <w:b w:val="0"/>
-                <w:i w:val="0"/>
-                <w:color w:val="1A2238"/>
-                <w:sz w:val="16"/>
-              </w:rPr>
-              <w:t>s/d</w:t>
-            </w:r>
-          </w:p>
-        </w:tc>
-        <w:tc>
-          <w:tcPr>
-            <w:tcW w:type="dxa" w:w="1656"/>
-          </w:tcPr>
-          <w:p>
-            <w:r>
-              <w:rPr>
-                <w:rFonts w:ascii="Calibri" w:hAnsi="Calibri"/>
-                <w:b w:val="0"/>
-                <w:i w:val="0"/>
-                <w:color w:val="1A2238"/>
-                <w:sz w:val="16"/>
-              </w:rPr>
-              <w:t>millones de US$</w:t>
-            </w:r>
-          </w:p>
-        </w:tc>
-        <w:tc>
-          <w:tcPr>
-            <w:tcW w:type="dxa" w:w="1656"/>
-          </w:tcPr>
-          <w:p>
-            <w:r>
-              <w:rPr>
-                <w:rFonts w:ascii="Calibri" w:hAnsi="Calibri"/>
-                <w:b w:val="0"/>
-                <w:i w:val="0"/>
-                <w:color w:val="1A2238"/>
-                <w:sz w:val="16"/>
-              </w:rPr>
-              <w:t>—</w:t>
-            </w:r>
-          </w:p>
-        </w:tc>
-        <w:tc>
-          <w:tcPr>
-            <w:tcW w:type="dxa" w:w="1656"/>
-          </w:tcPr>
-          <w:p>
-            <w:r>
-              <w:rPr>
-                <w:rFonts w:ascii="Calibri" w:hAnsi="Calibri"/>
-                <w:b w:val="0"/>
-                <w:i w:val="0"/>
-                <w:color w:val="1A2238"/>
-                <w:sz w:val="16"/>
-              </w:rPr>
-              <w:t>IPE (2008)</w:t>
-            </w:r>
-          </w:p>
-        </w:tc>
-      </w:tr>
-      <w:tr>
-        <w:tc>
-          <w:tcPr>
-            <w:tcW w:type="dxa" w:w="1656"/>
-          </w:tcPr>
-          <w:p>
-            <w:r>
-              <w:rPr>
-                <w:rFonts w:ascii="Calibri" w:hAnsi="Calibri"/>
-                <w:b/>
-                <w:i w:val="0"/>
-                <w:color w:val="1A2238"/>
-                <w:sz w:val="16"/>
-              </w:rPr>
-              <w:t>Brecha de inversión en electricidad</w:t>
-            </w:r>
-          </w:p>
-        </w:tc>
-        <w:tc>
-          <w:tcPr>
-            <w:tcW w:type="dxa" w:w="1656"/>
-          </w:tcPr>
-          <w:p>
-            <w:r>
-              <w:rPr>
-                <w:rFonts w:ascii="Calibri" w:hAnsi="Calibri"/>
-                <w:b w:val="0"/>
-                <w:i w:val="0"/>
-                <w:color w:val="1A2238"/>
-                <w:sz w:val="16"/>
-              </w:rPr>
-              <w:t>8 326</w:t>
-            </w:r>
-          </w:p>
-        </w:tc>
-        <w:tc>
-          <w:tcPr>
-            <w:tcW w:type="dxa" w:w="1656"/>
-          </w:tcPr>
-          <w:p>
-            <w:r>
-              <w:rPr>
-                <w:rFonts w:ascii="Calibri" w:hAnsi="Calibri"/>
-                <w:b w:val="0"/>
-                <w:i w:val="0"/>
-                <w:color w:val="1A2238"/>
-                <w:sz w:val="16"/>
-              </w:rPr>
-              <w:t>s/d</w:t>
-            </w:r>
-          </w:p>
-        </w:tc>
-        <w:tc>
-          <w:tcPr>
-            <w:tcW w:type="dxa" w:w="1656"/>
-          </w:tcPr>
-          <w:p>
-            <w:r>
-              <w:rPr>
-                <w:rFonts w:ascii="Calibri" w:hAnsi="Calibri"/>
-                <w:b w:val="0"/>
-                <w:i w:val="0"/>
-                <w:color w:val="1A2238"/>
-                <w:sz w:val="16"/>
-              </w:rPr>
-              <w:t>millones de US$</w:t>
-            </w:r>
-          </w:p>
-        </w:tc>
-        <w:tc>
-          <w:tcPr>
-            <w:tcW w:type="dxa" w:w="1656"/>
-          </w:tcPr>
-          <w:p>
-            <w:r>
-              <w:rPr>
-                <w:rFonts w:ascii="Calibri" w:hAnsi="Calibri"/>
-                <w:b w:val="0"/>
-                <w:i w:val="0"/>
-                <w:color w:val="1A2238"/>
-                <w:sz w:val="16"/>
-              </w:rPr>
-              <w:t>—</w:t>
-            </w:r>
-          </w:p>
-        </w:tc>
-        <w:tc>
-          <w:tcPr>
-            <w:tcW w:type="dxa" w:w="1656"/>
-          </w:tcPr>
-          <w:p>
-            <w:r>
-              <w:rPr>
-                <w:rFonts w:ascii="Calibri" w:hAnsi="Calibri"/>
-                <w:b w:val="0"/>
-                <w:i w:val="0"/>
-                <w:color w:val="1A2238"/>
-                <w:sz w:val="16"/>
-              </w:rPr>
-              <w:t>IPE (2008)</w:t>
-            </w:r>
-          </w:p>
-        </w:tc>
-      </w:tr>
-      <w:tr>
-        <w:tc>
-          <w:tcPr>
-            <w:tcW w:type="dxa" w:w="1656"/>
-          </w:tcPr>
-          <w:p>
-            <w:r>
-              <w:rPr>
-                <w:rFonts w:ascii="Calibri" w:hAnsi="Calibri"/>
-                <w:b/>
-                <w:i w:val="0"/>
-                <w:color w:val="1A2238"/>
-                <w:sz w:val="16"/>
-              </w:rPr>
-              <w:t>Brecha de inversión en gas natural</w:t>
-            </w:r>
-          </w:p>
-        </w:tc>
-        <w:tc>
-          <w:tcPr>
-            <w:tcW w:type="dxa" w:w="1656"/>
-          </w:tcPr>
-          <w:p>
-            <w:r>
-              <w:rPr>
-                <w:rFonts w:ascii="Calibri" w:hAnsi="Calibri"/>
-                <w:b w:val="0"/>
-                <w:i w:val="0"/>
-                <w:color w:val="1A2238"/>
-                <w:sz w:val="16"/>
-              </w:rPr>
-              <w:t>3 721</w:t>
-            </w:r>
-          </w:p>
-        </w:tc>
-        <w:tc>
-          <w:tcPr>
-            <w:tcW w:type="dxa" w:w="1656"/>
-          </w:tcPr>
-          <w:p>
-            <w:r>
-              <w:rPr>
-                <w:rFonts w:ascii="Calibri" w:hAnsi="Calibri"/>
-                <w:b w:val="0"/>
-                <w:i w:val="0"/>
-                <w:color w:val="1A2238"/>
-                <w:sz w:val="16"/>
-              </w:rPr>
-              <w:t>s/d</w:t>
-            </w:r>
-          </w:p>
-        </w:tc>
-        <w:tc>
-          <w:tcPr>
-            <w:tcW w:type="dxa" w:w="1656"/>
-          </w:tcPr>
-          <w:p>
-            <w:r>
-              <w:rPr>
-                <w:rFonts w:ascii="Calibri" w:hAnsi="Calibri"/>
-                <w:b w:val="0"/>
-                <w:i w:val="0"/>
-                <w:color w:val="1A2238"/>
-                <w:sz w:val="16"/>
-              </w:rPr>
-              <w:t>millones de US$</w:t>
-            </w:r>
-          </w:p>
-        </w:tc>
-        <w:tc>
-          <w:tcPr>
-            <w:tcW w:type="dxa" w:w="1656"/>
-          </w:tcPr>
-          <w:p>
-            <w:r>
-              <w:rPr>
-                <w:rFonts w:ascii="Calibri" w:hAnsi="Calibri"/>
-                <w:b w:val="0"/>
-                <w:i w:val="0"/>
-                <w:color w:val="1A2238"/>
-                <w:sz w:val="16"/>
-              </w:rPr>
-              <w:t>—</w:t>
-            </w:r>
-          </w:p>
-        </w:tc>
-        <w:tc>
-          <w:tcPr>
-            <w:tcW w:type="dxa" w:w="1656"/>
-          </w:tcPr>
-          <w:p>
-            <w:r>
-              <w:rPr>
-                <w:rFonts w:ascii="Calibri" w:hAnsi="Calibri"/>
-                <w:b w:val="0"/>
-                <w:i w:val="0"/>
-                <w:color w:val="1A2238"/>
-                <w:sz w:val="16"/>
-              </w:rPr>
-              <w:t>IPE (2008)</w:t>
-            </w:r>
-          </w:p>
-        </w:tc>
-      </w:tr>
-      <w:tr>
-        <w:tc>
-          <w:tcPr>
-            <w:tcW w:type="dxa" w:w="1656"/>
-          </w:tcPr>
-          <w:p>
-            <w:r>
-              <w:rPr>
-                <w:rFonts w:ascii="Calibri" w:hAnsi="Calibri"/>
-                <w:b/>
-                <w:i w:val="0"/>
-                <w:color w:val="1A2238"/>
-                <w:sz w:val="16"/>
-              </w:rPr>
-              <w:t>Brecha de inversión en telecomunicaciones</w:t>
-            </w:r>
-          </w:p>
-        </w:tc>
-        <w:tc>
-          <w:tcPr>
-            <w:tcW w:type="dxa" w:w="1656"/>
-          </w:tcPr>
-          <w:p>
-            <w:r>
-              <w:rPr>
-                <w:rFonts w:ascii="Calibri" w:hAnsi="Calibri"/>
-                <w:b w:val="0"/>
-                <w:i w:val="0"/>
-                <w:color w:val="1A2238"/>
-                <w:sz w:val="16"/>
-              </w:rPr>
-              <w:t>5 446</w:t>
-            </w:r>
-          </w:p>
-        </w:tc>
-        <w:tc>
-          <w:tcPr>
-            <w:tcW w:type="dxa" w:w="1656"/>
-          </w:tcPr>
-          <w:p>
-            <w:r>
-              <w:rPr>
-                <w:rFonts w:ascii="Calibri" w:hAnsi="Calibri"/>
-                <w:b w:val="0"/>
-                <w:i w:val="0"/>
-                <w:color w:val="1A2238"/>
-                <w:sz w:val="16"/>
-              </w:rPr>
-              <w:t>s/d</w:t>
-            </w:r>
-          </w:p>
-        </w:tc>
-        <w:tc>
-          <w:tcPr>
-            <w:tcW w:type="dxa" w:w="1656"/>
-          </w:tcPr>
-          <w:p>
-            <w:r>
-              <w:rPr>
-                <w:rFonts w:ascii="Calibri" w:hAnsi="Calibri"/>
-                <w:b w:val="0"/>
-                <w:i w:val="0"/>
-                <w:color w:val="1A2238"/>
-                <w:sz w:val="16"/>
-              </w:rPr>
-              <w:t>millones de US$</w:t>
-            </w:r>
-          </w:p>
-        </w:tc>
-        <w:tc>
-          <w:tcPr>
-            <w:tcW w:type="dxa" w:w="1656"/>
-          </w:tcPr>
-          <w:p>
-            <w:r>
-              <w:rPr>
-                <w:rFonts w:ascii="Calibri" w:hAnsi="Calibri"/>
-                <w:b w:val="0"/>
-                <w:i w:val="0"/>
-                <w:color w:val="1A2238"/>
-                <w:sz w:val="16"/>
-              </w:rPr>
-              <w:t>—</w:t>
-            </w:r>
-          </w:p>
-        </w:tc>
-        <w:tc>
-          <w:tcPr>
-            <w:tcW w:type="dxa" w:w="1656"/>
-          </w:tcPr>
-          <w:p>
-            <w:r>
-              <w:rPr>
-                <w:rFonts w:ascii="Calibri" w:hAnsi="Calibri"/>
-                <w:b w:val="0"/>
-                <w:i w:val="0"/>
-                <w:color w:val="1A2238"/>
-                <w:sz w:val="16"/>
-              </w:rPr>
-              <w:t>IPE (2008)</w:t>
+              <w:t>IPE, La Brecha de Inversión en Infraestructura en el Perú (2008)</w:t>
             </w:r>
           </w:p>
         </w:tc>
@@ -1342,7 +1237,7 @@
                 <w:color w:val="1A2238"/>
                 <w:sz w:val="16"/>
               </w:rPr>
-              <w:t>Plan Perú 2040 - Objetivos Infraestructura al 2040 (base IPE/Instituto Cuánto 2008)</w:t>
+              <w:t>Plan Perú 2040 - Objetivos Infraestructura al 2040</w:t>
             </w:r>
           </w:p>
         </w:tc>
@@ -1777,7 +1672,7 @@
                 <w:color w:val="1A2238"/>
                 <w:sz w:val="16"/>
               </w:rPr>
-              <w:t>Porcentaje de vías asfaltadas respecto del total</w:t>
+              <w:t>Porcentaje de vías asfaltadas respecto del total de la red vial</w:t>
             </w:r>
           </w:p>
         </w:tc>
@@ -1828,7 +1723,7 @@
                 <w:color w:val="1A2238"/>
                 <w:sz w:val="16"/>
               </w:rPr>
-              <w:t>porcentaje de la red vial</w:t>
+              <w:t>%</w:t>
             </w:r>
           </w:p>
         </w:tc>
@@ -1881,215 +1776,7 @@
                 <w:color w:val="1A2238"/>
                 <w:sz w:val="16"/>
               </w:rPr>
-              <w:t>Red vial per cápita (km asfaltados)</w:t>
-            </w:r>
-          </w:p>
-        </w:tc>
-        <w:tc>
-          <w:tcPr>
-            <w:tcW w:type="dxa" w:w="1656"/>
-          </w:tcPr>
-          <w:p>
-            <w:r>
-              <w:rPr>
-                <w:rFonts w:ascii="Calibri" w:hAnsi="Calibri"/>
-                <w:b w:val="0"/>
-                <w:i w:val="0"/>
-                <w:color w:val="1A2238"/>
-                <w:sz w:val="16"/>
-              </w:rPr>
-              <w:t>414</w:t>
-            </w:r>
-          </w:p>
-        </w:tc>
-        <w:tc>
-          <w:tcPr>
-            <w:tcW w:type="dxa" w:w="1656"/>
-          </w:tcPr>
-          <w:p>
-            <w:r>
-              <w:rPr>
-                <w:rFonts w:ascii="Calibri" w:hAnsi="Calibri"/>
-                <w:b w:val="0"/>
-                <w:i w:val="0"/>
-                <w:color w:val="1A2238"/>
-                <w:sz w:val="16"/>
-              </w:rPr>
-              <w:t>s/d</w:t>
-            </w:r>
-          </w:p>
-        </w:tc>
-        <w:tc>
-          <w:tcPr>
-            <w:tcW w:type="dxa" w:w="1656"/>
-          </w:tcPr>
-          <w:p>
-            <w:r>
-              <w:rPr>
-                <w:rFonts w:ascii="Calibri" w:hAnsi="Calibri"/>
-                <w:b w:val="0"/>
-                <w:i w:val="0"/>
-                <w:color w:val="1A2238"/>
-                <w:sz w:val="16"/>
-              </w:rPr>
-              <w:t>km asfaltados por millón de habitantes</w:t>
-            </w:r>
-          </w:p>
-        </w:tc>
-        <w:tc>
-          <w:tcPr>
-            <w:tcW w:type="dxa" w:w="1656"/>
-          </w:tcPr>
-          <w:p>
-            <w:r>
-              <w:rPr>
-                <w:rFonts w:ascii="Calibri" w:hAnsi="Calibri"/>
-                <w:b w:val="0"/>
-                <w:i w:val="0"/>
-                <w:color w:val="1A2238"/>
-                <w:sz w:val="16"/>
-              </w:rPr>
-              <w:t>—</w:t>
-            </w:r>
-          </w:p>
-        </w:tc>
-        <w:tc>
-          <w:tcPr>
-            <w:tcW w:type="dxa" w:w="1656"/>
-          </w:tcPr>
-          <w:p>
-            <w:r>
-              <w:rPr>
-                <w:rFonts w:ascii="Calibri" w:hAnsi="Calibri"/>
-                <w:b w:val="0"/>
-                <w:i w:val="0"/>
-                <w:color w:val="1A2238"/>
-                <w:sz w:val="16"/>
-              </w:rPr>
-              <w:t>CIA, MTC (Perú 2006)</w:t>
-            </w:r>
-          </w:p>
-        </w:tc>
-      </w:tr>
-      <w:tr>
-        <w:tc>
-          <w:tcPr>
-            <w:tcW w:type="dxa" w:w="1656"/>
-          </w:tcPr>
-          <w:p>
-            <w:r>
-              <w:rPr>
-                <w:rFonts w:ascii="Calibri" w:hAnsi="Calibri"/>
-                <w:b/>
-                <w:i w:val="0"/>
-                <w:color w:val="1A2238"/>
-                <w:sz w:val="16"/>
-              </w:rPr>
-              <w:t>Índice de calidad de infraestructura de carreteras</w:t>
-            </w:r>
-          </w:p>
-        </w:tc>
-        <w:tc>
-          <w:tcPr>
-            <w:tcW w:type="dxa" w:w="1656"/>
-          </w:tcPr>
-          <w:p>
-            <w:r>
-              <w:rPr>
-                <w:rFonts w:ascii="Calibri" w:hAnsi="Calibri"/>
-                <w:b w:val="0"/>
-                <w:i w:val="0"/>
-                <w:color w:val="1A2238"/>
-                <w:sz w:val="16"/>
-              </w:rPr>
-              <w:t>1.9</w:t>
-            </w:r>
-          </w:p>
-        </w:tc>
-        <w:tc>
-          <w:tcPr>
-            <w:tcW w:type="dxa" w:w="1656"/>
-          </w:tcPr>
-          <w:p>
-            <w:r>
-              <w:rPr>
-                <w:rFonts w:ascii="Calibri" w:hAnsi="Calibri"/>
-                <w:b w:val="0"/>
-                <w:i w:val="0"/>
-                <w:color w:val="1A2238"/>
-                <w:sz w:val="16"/>
-              </w:rPr>
-              <w:t>s/d</w:t>
-            </w:r>
-          </w:p>
-        </w:tc>
-        <w:tc>
-          <w:tcPr>
-            <w:tcW w:type="dxa" w:w="1656"/>
-          </w:tcPr>
-          <w:p>
-            <w:r>
-              <w:rPr>
-                <w:rFonts w:ascii="Calibri" w:hAnsi="Calibri"/>
-                <w:b w:val="0"/>
-                <w:i w:val="0"/>
-                <w:color w:val="1A2238"/>
-                <w:sz w:val="16"/>
-              </w:rPr>
-              <w:t>puntaje sobre 7 (WEF)</w:t>
-            </w:r>
-          </w:p>
-        </w:tc>
-        <w:tc>
-          <w:tcPr>
-            <w:tcW w:type="dxa" w:w="1656"/>
-          </w:tcPr>
-          <w:p>
-            <w:r>
-              <w:rPr>
-                <w:rFonts w:ascii="Calibri" w:hAnsi="Calibri"/>
-                <w:b w:val="0"/>
-                <w:i w:val="0"/>
-                <w:color w:val="1A2238"/>
-                <w:sz w:val="16"/>
-              </w:rPr>
-              <w:t>—</w:t>
-            </w:r>
-          </w:p>
-        </w:tc>
-        <w:tc>
-          <w:tcPr>
-            <w:tcW w:type="dxa" w:w="1656"/>
-          </w:tcPr>
-          <w:p>
-            <w:r>
-              <w:rPr>
-                <w:rFonts w:ascii="Calibri" w:hAnsi="Calibri"/>
-                <w:b w:val="0"/>
-                <w:i w:val="0"/>
-                <w:color w:val="1A2238"/>
-                <w:sz w:val="16"/>
-              </w:rPr>
-              <w:t>World Economic Forum, Executive Opinion Survey 2008-2009</w:t>
-            </w:r>
-          </w:p>
-        </w:tc>
-      </w:tr>
-      <w:tr>
-        <w:tc>
-          <w:tcPr>
-            <w:tcW w:type="dxa" w:w="1656"/>
-          </w:tcPr>
-          <w:p>
-            <w:r>
-              <w:rPr>
-                <w:rFonts w:ascii="Calibri" w:hAnsi="Calibri"/>
-                <w:b/>
-                <w:i w:val="0"/>
-                <w:color w:val="1A2238"/>
-                <w:sz w:val="16"/>
-              </w:rPr>
-              <w:t>Índice de calidad de infraestructura portuaria</w:t>
+              <w:t>Calidad de infraestructura portuaria</w:t>
             </w:r>
           </w:p>
         </w:tc>
@@ -2140,7 +1827,7 @@
                 <w:color w:val="1A2238"/>
                 <w:sz w:val="16"/>
               </w:rPr>
-              <w:t>puntaje sobre 7 (WEF)</w:t>
+              <w:t>puntaje sobre 7 (1=subdesarrollado, 7=eficiente)</w:t>
             </w:r>
           </w:p>
         </w:tc>
@@ -2174,7 +1861,7 @@
                 <w:color w:val="1A2238"/>
                 <w:sz w:val="16"/>
               </w:rPr>
-              <w:t>Global Competitiveness Report 2008-2009</w:t>
+              <w:t>Global Competitiveness Report 2008-2009 (WEF)</w:t>
             </w:r>
           </w:p>
         </w:tc>
@@ -2193,7 +1880,7 @@
                 <w:color w:val="1A2238"/>
                 <w:sz w:val="16"/>
               </w:rPr>
-              <w:t>Índice de calidad de infraestructura aeroportuaria</w:t>
+              <w:t>Calidad de infraestructura aeroportuaria</w:t>
             </w:r>
           </w:p>
         </w:tc>
@@ -2244,7 +1931,7 @@
                 <w:color w:val="1A2238"/>
                 <w:sz w:val="16"/>
               </w:rPr>
-              <w:t>puntaje sobre 7 (WEF)</w:t>
+              <w:t>puntaje sobre 7</w:t>
             </w:r>
           </w:p>
         </w:tc>
@@ -2278,7 +1965,7 @@
                 <w:color w:val="1A2238"/>
                 <w:sz w:val="16"/>
               </w:rPr>
-              <w:t>Global Competitiveness Report 2008-2009</w:t>
+              <w:t>Global Competitiveness Report 2008-2009 (WEF)</w:t>
             </w:r>
           </w:p>
         </w:tc>
@@ -2297,7 +1984,7 @@
                 <w:color w:val="1A2238"/>
                 <w:sz w:val="16"/>
               </w:rPr>
-              <w:t>Índice de calidad de infraestructura ferroviaria</w:t>
+              <w:t>Calidad de infraestructura ferroviaria</w:t>
             </w:r>
           </w:p>
         </w:tc>
@@ -2348,7 +2035,7 @@
                 <w:color w:val="1A2238"/>
                 <w:sz w:val="16"/>
               </w:rPr>
-              <w:t>puntaje sobre 7 (WEF)</w:t>
+              <w:t>puntaje sobre 7</w:t>
             </w:r>
           </w:p>
         </w:tc>
@@ -2382,7 +2069,7 @@
                 <w:color w:val="1A2238"/>
                 <w:sz w:val="16"/>
               </w:rPr>
-              <w:t>Global Competitiveness Report 2008-2009</w:t>
+              <w:t>Global Competitiveness Report 2008-2009 (WEF)</w:t>
             </w:r>
           </w:p>
         </w:tc>
@@ -2401,7 +2088,7 @@
                 <w:color w:val="1A2238"/>
                 <w:sz w:val="16"/>
               </w:rPr>
-              <w:t>Tráfico de contenedores del puerto del Callao</w:t>
+              <w:t>Cobertura de la red vial con algún tipo de conservación</w:t>
             </w:r>
           </w:p>
         </w:tc>
@@ -2418,7 +2105,7 @@
                 <w:color w:val="1A2238"/>
                 <w:sz w:val="16"/>
               </w:rPr>
-              <w:t>1.02</w:t>
+              <w:t>34</w:t>
             </w:r>
           </w:p>
         </w:tc>
@@ -2452,7 +2139,7 @@
                 <w:color w:val="1A2238"/>
                 <w:sz w:val="16"/>
               </w:rPr>
-              <w:t>millones de TEU</w:t>
+              <w:t>%</w:t>
             </w:r>
           </w:p>
         </w:tc>
@@ -2486,7 +2173,7 @@
                 <w:color w:val="1A2238"/>
                 <w:sz w:val="16"/>
               </w:rPr>
-              <w:t>CEPAL / Cargo System</w:t>
+              <w:t>Plan Perú 2040 (Instituto Cuánto, 2008)</w:t>
             </w:r>
           </w:p>
         </w:tc>
@@ -2505,7 +2192,7 @@
                 <w:color w:val="1A2238"/>
                 <w:sz w:val="16"/>
               </w:rPr>
-              <w:t>Cobertura de mantenimiento permanente de la red vial</w:t>
+              <w:t>Cobertura de la red vial con mantenimiento permanente</w:t>
             </w:r>
           </w:p>
         </w:tc>
@@ -2556,7 +2243,7 @@
                 <w:color w:val="1A2238"/>
                 <w:sz w:val="16"/>
               </w:rPr>
-              <w:t>porcentaje de la red</w:t>
+              <w:t>%</w:t>
             </w:r>
           </w:p>
         </w:tc>
@@ -2590,7 +2277,7 @@
                 <w:color w:val="1A2238"/>
                 <w:sz w:val="16"/>
               </w:rPr>
-              <w:t>Instituto Cuánto (2008)</w:t>
+              <w:t>Plan Perú 2040 (Instituto Cuánto, 2008)</w:t>
             </w:r>
           </w:p>
         </w:tc>
@@ -2657,335 +2344,7 @@
           <w:color w:val="D91023"/>
           <w:sz w:val="26"/>
         </w:rPr>
-        <w:t>Pilares de la estrategia</w:t>
-      </w:r>
-    </w:p>
-    <w:p>
-      <w:r>
-        <w:rPr>
-          <w:rFonts w:ascii="Calibri" w:hAnsi="Calibri"/>
-          <w:b/>
-          <w:i w:val="0"/>
-          <w:color w:val="1A2238"/>
-          <w:sz w:val="21"/>
-        </w:rPr>
-        <w:t xml:space="preserve">Sistema de planificación multimodal de la infraestructura de transporte: </w:t>
-      </w:r>
-      <w:r>
-        <w:rPr>
-          <w:rFonts w:ascii="Calibri" w:hAnsi="Calibri"/>
-          <w:b w:val="0"/>
-          <w:i w:val="0"/>
-          <w:color w:val="1A2238"/>
-          <w:sz w:val="21"/>
-        </w:rPr>
-        <w:t>Diseñar e implementar un sistema de planificación multimodal de la infraestructura de transporte para optimizar los costos logísticos del país.</w:t>
-      </w:r>
-    </w:p>
-    <w:p>
-      <w:r>
-        <w:rPr>
-          <w:rFonts w:ascii="Calibri" w:hAnsi="Calibri"/>
-          <w:b/>
-          <w:i w:val="0"/>
-          <w:color w:val="1A2238"/>
-          <w:sz w:val="21"/>
-        </w:rPr>
-        <w:t xml:space="preserve">Ejecución de redes integradoras (viales, ferroviarias, hidrovías, puertos y aeropuertos): </w:t>
-      </w:r>
-      <w:r>
-        <w:rPr>
-          <w:rFonts w:ascii="Calibri" w:hAnsi="Calibri"/>
-          <w:b w:val="0"/>
-          <w:i w:val="0"/>
-          <w:color w:val="1A2238"/>
-          <w:sz w:val="21"/>
-        </w:rPr>
-        <w:t>Ejecutar las obras que permitan contar con redes viales, ferroviarias, hidrovías, puertos y aeropuertos que integren a las poblaciones y contribuyan a la competitividad.</w:t>
-      </w:r>
-    </w:p>
-    <w:p>
-      <w:r>
-        <w:rPr>
-          <w:rFonts w:ascii="Calibri" w:hAnsi="Calibri"/>
-          <w:b/>
-          <w:i w:val="0"/>
-          <w:color w:val="1A2238"/>
-          <w:sz w:val="21"/>
-        </w:rPr>
-        <w:t xml:space="preserve">Mantenimiento y modernización permanente: </w:t>
-      </w:r>
-      <w:r>
-        <w:rPr>
-          <w:rFonts w:ascii="Calibri" w:hAnsi="Calibri"/>
-          <w:b w:val="0"/>
-          <w:i w:val="0"/>
-          <w:color w:val="1A2238"/>
-          <w:sz w:val="21"/>
-        </w:rPr>
-        <w:t>Contar con un sistema de mantenimiento y de modernización permanente de la infraestructura, superando la falta de política coherente de conservación vial.</w:t>
-      </w:r>
-    </w:p>
-    <w:p>
-      <w:r>
-        <w:rPr>
-          <w:rFonts w:ascii="Calibri" w:hAnsi="Calibri"/>
-          <w:b/>
-          <w:i w:val="0"/>
-          <w:color w:val="1A2238"/>
-          <w:sz w:val="21"/>
-        </w:rPr>
-        <w:t xml:space="preserve">Reforma normativa e institucionalidad: </w:t>
-      </w:r>
-      <w:r>
-        <w:rPr>
-          <w:rFonts w:ascii="Calibri" w:hAnsi="Calibri"/>
-          <w:b w:val="0"/>
-          <w:i w:val="0"/>
-          <w:color w:val="1A2238"/>
-          <w:sz w:val="21"/>
-        </w:rPr>
-        <w:t>Reformar la normatividad para contar con la institucionalidad que requiere el desarrollo y la gestión de la infraestructura, definiendo la asignación de competencias.</w:t>
-      </w:r>
-    </w:p>
-    <w:p>
-      <w:r>
-        <w:rPr>
-          <w:rFonts w:ascii="Calibri" w:hAnsi="Calibri"/>
-          <w:b/>
-          <w:i w:val="0"/>
-          <w:color w:val="1A2238"/>
-          <w:sz w:val="21"/>
-        </w:rPr>
-        <w:t xml:space="preserve">Hub de puertos y aeropuertos del Pacífico Sur: </w:t>
-      </w:r>
-      <w:r>
-        <w:rPr>
-          <w:rFonts w:ascii="Calibri" w:hAnsi="Calibri"/>
-          <w:b w:val="0"/>
-          <w:i w:val="0"/>
-          <w:color w:val="1A2238"/>
-          <w:sz w:val="21"/>
-        </w:rPr>
-        <w:t>Apoyar la creación de un hub de puertos y aeropuertos del Pacífico Sur: dos puertos hub en el Pacífico y un aeropuerto hub.</w:t>
-      </w:r>
-    </w:p>
-    <w:p>
-      <w:r>
-        <w:rPr>
-          <w:rFonts w:ascii="Calibri" w:hAnsi="Calibri"/>
-          <w:b/>
-          <w:i w:val="0"/>
-          <w:color w:val="1A2238"/>
-          <w:sz w:val="21"/>
-        </w:rPr>
-        <w:t xml:space="preserve">Zonas de actividades logísticas y ordenamiento territorial: </w:t>
-      </w:r>
-      <w:r>
-        <w:rPr>
-          <w:rFonts w:ascii="Calibri" w:hAnsi="Calibri"/>
-          <w:b w:val="0"/>
-          <w:i w:val="0"/>
-          <w:color w:val="1A2238"/>
-          <w:sz w:val="21"/>
-        </w:rPr>
-        <w:t>Contribuir a la creación de cuatro zonas de actividad logística (Norte, Centro, Sur y Oriente) y crear las condiciones para generar un ordenamiento territorial.</w:t>
-      </w:r>
-    </w:p>
-    <w:p>
-      <w:r>
-        <w:rPr>
-          <w:rFonts w:ascii="Calibri" w:hAnsi="Calibri"/>
-          <w:b/>
-          <w:i w:val="0"/>
-          <w:color w:val="1A2238"/>
-          <w:sz w:val="21"/>
-        </w:rPr>
-        <w:t xml:space="preserve">Asociaciones público-privadas para financiamiento de infraestructura: </w:t>
-      </w:r>
-      <w:r>
-        <w:rPr>
-          <w:rFonts w:ascii="Calibri" w:hAnsi="Calibri"/>
-          <w:b w:val="0"/>
-          <w:i w:val="0"/>
-          <w:color w:val="1A2238"/>
-          <w:sz w:val="21"/>
-        </w:rPr>
-        <w:t>Acelerar el proceso de participación de la inversión privada e incrementar el presupuesto de inversión pública, siguiendo la experiencia internacional de APP (Irlanda, Reino Unido, Australia, China y Chile).</w:t>
-      </w:r>
-    </w:p>
-    <w:p>
-      <w:r>
-        <w:rPr>
-          <w:rFonts w:ascii="Calibri" w:hAnsi="Calibri"/>
-          <w:b/>
-          <w:i w:val="0"/>
-          <w:color w:val="D91023"/>
-          <w:sz w:val="26"/>
-        </w:rPr>
-        <w:t>Metas 2050</w:t>
-      </w:r>
-    </w:p>
-    <w:p>
-      <w:pPr>
-        <w:pStyle w:val="ListBullet"/>
-      </w:pPr>
-      <w:r>
-        <w:rPr>
-          <w:rFonts w:ascii="Calibri" w:hAnsi="Calibri"/>
-          <w:b w:val="0"/>
-          <w:i w:val="0"/>
-          <w:color w:val="1A2238"/>
-          <w:sz w:val="21"/>
-        </w:rPr>
-        <w:t>País con Sistema de Planificación de Infraestructura que optimiza los costos logísticos.</w:t>
-      </w:r>
-    </w:p>
-    <w:p>
-      <w:pPr>
-        <w:pStyle w:val="ListBullet"/>
-      </w:pPr>
-      <w:r>
-        <w:rPr>
-          <w:rFonts w:ascii="Calibri" w:hAnsi="Calibri"/>
-          <w:b w:val="0"/>
-          <w:i w:val="0"/>
-          <w:color w:val="1A2238"/>
-          <w:sz w:val="21"/>
-        </w:rPr>
-        <w:t>Infraestructura vial que integra al país y contribuye a la competitividad y al desarrollo descentralizado.</w:t>
-      </w:r>
-    </w:p>
-    <w:p>
-      <w:pPr>
-        <w:pStyle w:val="ListBullet"/>
-      </w:pPr>
-      <w:r>
-        <w:rPr>
-          <w:rFonts w:ascii="Calibri" w:hAnsi="Calibri"/>
-          <w:b w:val="0"/>
-          <w:i w:val="0"/>
-          <w:color w:val="1A2238"/>
-          <w:sz w:val="21"/>
-        </w:rPr>
-        <w:t>Institucionalidad implantada para el desarrollo y la gestión de la infraestructura.</w:t>
-      </w:r>
-    </w:p>
-    <w:p>
-      <w:pPr>
-        <w:pStyle w:val="ListBullet"/>
-      </w:pPr>
-      <w:r>
-        <w:rPr>
-          <w:rFonts w:ascii="Calibri" w:hAnsi="Calibri"/>
-          <w:b w:val="0"/>
-          <w:i w:val="0"/>
-          <w:color w:val="1A2238"/>
-          <w:sz w:val="21"/>
-        </w:rPr>
-        <w:t>Dos puertos hubs en el Pacífico y un aeropuerto hub.</w:t>
-      </w:r>
-    </w:p>
-    <w:p>
-      <w:pPr>
-        <w:pStyle w:val="ListBullet"/>
-      </w:pPr>
-      <w:r>
-        <w:rPr>
-          <w:rFonts w:ascii="Calibri" w:hAnsi="Calibri"/>
-          <w:b w:val="0"/>
-          <w:i w:val="0"/>
-          <w:color w:val="1A2238"/>
-          <w:sz w:val="21"/>
-        </w:rPr>
-        <w:t>Cuatro zonas de actividad logística: Norte, Centro, Sur y Oriente del país.</w:t>
-      </w:r>
-    </w:p>
-    <w:p>
-      <w:pPr>
-        <w:pStyle w:val="ListBullet"/>
-      </w:pPr>
-      <w:r>
-        <w:rPr>
-          <w:rFonts w:ascii="Calibri" w:hAnsi="Calibri"/>
-          <w:b w:val="0"/>
-          <w:i w:val="0"/>
-          <w:color w:val="1A2238"/>
-          <w:sz w:val="21"/>
-        </w:rPr>
-        <w:t>Red vial total: pasar de 78,687 km (2008) a 106,000 km (2020), 133,000 km (2030) y 160,000 km (2040), a un promedio de 2,754 km/año.</w:t>
-      </w:r>
-    </w:p>
-    <w:p>
-      <w:pPr>
-        <w:pStyle w:val="ListBullet"/>
-      </w:pPr>
-      <w:r>
-        <w:rPr>
-          <w:rFonts w:ascii="Calibri" w:hAnsi="Calibri"/>
-          <w:b w:val="0"/>
-          <w:i w:val="0"/>
-          <w:color w:val="1A2238"/>
-          <w:sz w:val="21"/>
-        </w:rPr>
-        <w:t>Carreteras asfaltadas: pasar de 11,016 km (2008) a 29,600 km (2020), 50,000 km (2030) y 70,000 km (2040), a un promedio de 2,000 km/año.</w:t>
-      </w:r>
-    </w:p>
-    <w:p>
-      <w:pPr>
-        <w:pStyle w:val="ListBullet"/>
-      </w:pPr>
-      <w:r>
-        <w:rPr>
-          <w:rFonts w:ascii="Calibri" w:hAnsi="Calibri"/>
-          <w:b w:val="0"/>
-          <w:i w:val="0"/>
-          <w:color w:val="1A2238"/>
-          <w:sz w:val="21"/>
-        </w:rPr>
-        <w:t>Red ferroviaria: pasar de 2,021 km (2008) a 4,000 km (2020), 6,000 km (2030) y 8,000 km (2040), a un promedio de 200 km/año.</w:t>
-      </w:r>
-    </w:p>
-    <w:p>
-      <w:pPr>
-        <w:pStyle w:val="ListBullet"/>
-      </w:pPr>
-      <w:r>
-        <w:rPr>
-          <w:rFonts w:ascii="Calibri" w:hAnsi="Calibri"/>
-          <w:b w:val="0"/>
-          <w:i w:val="0"/>
-          <w:color w:val="1A2238"/>
-          <w:sz w:val="21"/>
-        </w:rPr>
-        <w:t>Alcanzar la densidad de carreteras asfaltadas promedio de Brasil, Chile y Ecuador (23 km/km2): el Perú debería tener cerca de 29,600 km asfaltados.</w:t>
-      </w:r>
-    </w:p>
-    <w:p>
-      <w:pPr>
-        <w:pStyle w:val="ListBullet"/>
-      </w:pPr>
-      <w:r>
-        <w:rPr>
-          <w:rFonts w:ascii="Calibri" w:hAnsi="Calibri"/>
-          <w:b w:val="0"/>
-          <w:i w:val="0"/>
-          <w:color w:val="1A2238"/>
-          <w:sz w:val="21"/>
-        </w:rPr>
-        <w:t>Duplicar la red ferroviaria para alcanzar la densidad de Brasil, Ecuador, Bolivia y Colombia.</w:t>
-      </w:r>
-    </w:p>
-    <w:p>
-      <w:r>
-        <w:rPr>
-          <w:rFonts w:ascii="Calibri" w:hAnsi="Calibri"/>
-          <w:b/>
-          <w:i w:val="0"/>
-          <w:color w:val="D91023"/>
-          <w:sz w:val="26"/>
-        </w:rPr>
-        <w:t>Acciones e iniciativas</w:t>
+        <w:t>VI · Hitos de los primeros 100 días de Gobierno</w:t>
       </w:r>
     </w:p>
     <w:p>
@@ -3002,6 +2361,16 @@
         </w:rPr>
         <w:t>Implementar el Sistema de Planificación de la Infraestructura.</w:t>
       </w:r>
+      <w:r>
+        <w:rPr>
+          <w:rFonts w:ascii="Calibri" w:hAnsi="Calibri"/>
+          <w:b w:val="0"/>
+          <w:i/>
+          <w:color w:val="B8840E"/>
+          <w:sz w:val="17"/>
+        </w:rPr>
+        <w:t xml:space="preserve">  [Gestión / Planificación]</w:t>
+      </w:r>
     </w:p>
     <w:p>
       <w:pPr>
@@ -3015,7 +2384,17 @@
           <w:color w:val="1A2238"/>
           <w:sz w:val="21"/>
         </w:rPr>
-        <w:t>Definir la asignación de las competencias sobre la infraestructura.</w:t>
+        <w:t>Definir la asignación de las competencias sobre la infraestructura entre niveles de gobierno.</w:t>
+      </w:r>
+      <w:r>
+        <w:rPr>
+          <w:rFonts w:ascii="Calibri" w:hAnsi="Calibri"/>
+          <w:b w:val="0"/>
+          <w:i/>
+          <w:color w:val="B8840E"/>
+          <w:sz w:val="17"/>
+        </w:rPr>
+        <w:t xml:space="preserve">  [Institucional / Normativo]</w:t>
       </w:r>
     </w:p>
     <w:p>
@@ -3032,6 +2411,16 @@
         </w:rPr>
         <w:t>Incrementar el presupuesto de inversión pública en infraestructura.</w:t>
       </w:r>
+      <w:r>
+        <w:rPr>
+          <w:rFonts w:ascii="Calibri" w:hAnsi="Calibri"/>
+          <w:b w:val="0"/>
+          <w:i/>
+          <w:color w:val="B8840E"/>
+          <w:sz w:val="17"/>
+        </w:rPr>
+        <w:t xml:space="preserve">  [Financiamiento / Presupuesto]</w:t>
+      </w:r>
     </w:p>
     <w:p>
       <w:pPr>
@@ -3047,20 +2436,27 @@
         </w:rPr>
         <w:t>Acelerar el proceso de participación de la inversión privada e institucionalizar la gestión de la infraestructura.</w:t>
       </w:r>
-    </w:p>
-    <w:p>
-      <w:pPr>
-        <w:pStyle w:val="ListBullet"/>
-      </w:pPr>
       <w:r>
         <w:rPr>
           <w:rFonts w:ascii="Calibri" w:hAnsi="Calibri"/>
           <w:b w:val="0"/>
+          <w:i/>
+          <w:color w:val="B8840E"/>
+          <w:sz w:val="17"/>
+        </w:rPr>
+        <w:t xml:space="preserve">  [Inversión privada / APP]</w:t>
+      </w:r>
+    </w:p>
+    <w:p>
+      <w:r>
+        <w:rPr>
+          <w:rFonts w:ascii="Calibri" w:hAnsi="Calibri"/>
+          <w:b/>
           <w:i w:val="0"/>
-          <w:color w:val="1A2238"/>
-          <w:sz w:val="21"/>
+          <w:color w:val="D91023"/>
+          <w:sz w:val="26"/>
         </w:rPr>
-        <w:t>Mejorar el sistema de reclutamiento, selección y capacitación de personal para la gestión de infraestructura.</w:t>
+        <w:t>VII · Articulación con el Acuerdo Nacional y el PEDN al 2050</w:t>
       </w:r>
     </w:p>
     <w:p>
@@ -3075,7 +2471,7 @@
           <w:color w:val="1A2238"/>
           <w:sz w:val="21"/>
         </w:rPr>
-        <w:t>Perfeccionar el marco normativo para facilitar la gestión de la infraestructura.</w:t>
+        <w:t>Acuerdo Nacional: compromiso de desarrollar infraestructuras y viviendas para eliminar su déficit, hacer al país más competitivo y permitir su desarrollo sostenible.</w:t>
       </w:r>
     </w:p>
     <w:p>
@@ -3090,7 +2486,7 @@
           <w:color w:val="1A2238"/>
           <w:sz w:val="21"/>
         </w:rPr>
-        <w:t>Aprobar la legislación que promueva la creación de centros logísticos.</w:t>
+        <w:t>Acuerdo Nacional (a): elaborar un plan nacional de infraestructura identificando ejes nacionales de integración y crecimiento (red energética, vial, portuaria, aeroportuaria y de telecomunicaciones).</w:t>
       </w:r>
     </w:p>
     <w:p>
@@ -3105,7 +2501,7 @@
           <w:color w:val="1A2238"/>
           <w:sz w:val="21"/>
         </w:rPr>
-        <w:t>Construir aproximadamente 2,754 km de caminos por año para alcanzar la densidad actual de Chile.</w:t>
+        <w:t>Acuerdo Nacional (b): otorgar tratamiento especial a las obras de servicio social, con énfasis en infraestructura de salud, educación, saneamiento, riego y drenaje, con participación de la empresa privada.</w:t>
       </w:r>
     </w:p>
     <w:p>
@@ -3120,7 +2516,7 @@
           <w:color w:val="1A2238"/>
           <w:sz w:val="21"/>
         </w:rPr>
-        <w:t>Asfaltar alrededor de 2,000 km por año para equiparar la densidad de Brasil, Chile y Ecuador.</w:t>
+        <w:t>Acuerdo Nacional (c): promover el desarrollo de corredores turísticos y de exportación e integración fronteriza acorde con los planes nacionales.</w:t>
       </w:r>
     </w:p>
     <w:p>
@@ -3135,7 +2531,7 @@
           <w:color w:val="1A2238"/>
           <w:sz w:val="21"/>
         </w:rPr>
-        <w:t>Construir 200 km de vía férrea por año para duplicar la red ferroviaria en 10 años.</w:t>
+        <w:t>Acuerdo Nacional (d): edificar infraestructura local con participación de la población en su construcción y mantenimiento.</w:t>
       </w:r>
     </w:p>
     <w:p>
@@ -3150,7 +2546,85 @@
           <w:color w:val="1A2238"/>
           <w:sz w:val="21"/>
         </w:rPr>
-        <w:t>Crear un hub de puertos y aeropuertos del Pacífico Sur y zonas de actividades logísticas.</w:t>
+        <w:t>Acuerdo Nacional (e-k): elaborar un plan nacional de vivienda y normativa para simplificar construcción y registro, consolidar un sistema habitacional, apoyar el acceso a vivienda digna, fomentar la construcción masiva e industrializada, la capacitación de la mano de obra, el saneamiento físico legal y la titulación de viviendas.</w:t>
+      </w:r>
+    </w:p>
+    <w:p>
+      <w:r>
+        <w:rPr>
+          <w:rFonts w:ascii="Calibri" w:hAnsi="Calibri"/>
+          <w:b/>
+          <w:i w:val="0"/>
+          <w:color w:val="D91023"/>
+          <w:sz w:val="26"/>
+        </w:rPr>
+        <w:t>Pilares de la estrategia</w:t>
+      </w:r>
+    </w:p>
+    <w:p>
+      <w:r>
+        <w:rPr>
+          <w:rFonts w:ascii="Calibri" w:hAnsi="Calibri"/>
+          <w:b/>
+          <w:i w:val="0"/>
+          <w:color w:val="1A2238"/>
+          <w:sz w:val="21"/>
+        </w:rPr>
+        <w:t xml:space="preserve">Planificación y competitividad logística: </w:t>
+      </w:r>
+      <w:r>
+        <w:rPr>
+          <w:rFonts w:ascii="Calibri" w:hAnsi="Calibri"/>
+          <w:b w:val="0"/>
+          <w:i w:val="0"/>
+          <w:color w:val="1A2238"/>
+          <w:sz w:val="21"/>
+        </w:rPr>
+        <w:t>Sistema de planificación multimodal de la infraestructura de transporte que optimice los costos logísticos e integre redes viales, ferroviarias, hidrovías, puertos y aeropuertos.</w:t>
+      </w:r>
+    </w:p>
+    <w:p>
+      <w:r>
+        <w:rPr>
+          <w:rFonts w:ascii="Calibri" w:hAnsi="Calibri"/>
+          <w:b/>
+          <w:i w:val="0"/>
+          <w:color w:val="1A2238"/>
+          <w:sz w:val="21"/>
+        </w:rPr>
+        <w:t xml:space="preserve">Institucionalidad y financiamiento: </w:t>
+      </w:r>
+      <w:r>
+        <w:rPr>
+          <w:rFonts w:ascii="Calibri" w:hAnsi="Calibri"/>
+          <w:b w:val="0"/>
+          <w:i w:val="0"/>
+          <w:color w:val="1A2238"/>
+          <w:sz w:val="21"/>
+        </w:rPr>
+        <w:t>Reforma normativa, definición de competencias, incremento de la inversión pública y aceleración de la inversión privada (APP) para la gestión y el mantenimiento permanente de la infraestructura.</w:t>
+      </w:r>
+    </w:p>
+    <w:p>
+      <w:r>
+        <w:rPr>
+          <w:rFonts w:ascii="Calibri" w:hAnsi="Calibri"/>
+          <w:b/>
+          <w:i w:val="0"/>
+          <w:color w:val="1A2238"/>
+          <w:sz w:val="21"/>
+        </w:rPr>
+        <w:t xml:space="preserve">Integración territorial y hubs: </w:t>
+      </w:r>
+      <w:r>
+        <w:rPr>
+          <w:rFonts w:ascii="Calibri" w:hAnsi="Calibri"/>
+          <w:b w:val="0"/>
+          <w:i w:val="0"/>
+          <w:color w:val="1A2238"/>
+          <w:sz w:val="21"/>
+        </w:rPr>
+        <w:t>Creación de un hub de puertos y aeropuertos del Pacífico Sur, cuatro zonas de actividad logística (Norte, Centro, Sur y Oriente) y condiciones para el ordenamiento territorial.</w:t>
       </w:r>
     </w:p>
     <w:p>
@@ -3174,7 +2648,7 @@
           <w:color w:val="1A2238"/>
           <w:sz w:val="21"/>
         </w:rPr>
-        <w:t>Cerrar la brecha de infraestructura (US$ 37,760 millones al 2008) elevándola a niveles competitivos en la región mediante un sistema de planificación multimodal, reforma normativa que dé institucionalidad y, sobre todo, el uso intensivo de asociaciones público-privadas para movilizar el financiamiento privado (siguiendo el éxito de Chile, Irlanda, Reino Unido, Australia y China), de modo que el Perú alcance al menos el nivel de infraestructura de Chile, lo que incrementaría el crecimiento del PBI peruano en 2.2% anual.</w:t>
+        <w:t>Adoptar un sistema de planificación multimodal de largo plazo de la infraestructura, reformar el marco normativo e institucional y acelerar la participación de la inversión privada mediante asociaciones público-privadas (siguiendo la experiencia exitosa de Chile, Irlanda, Australia, Reino Unido y China), elevando sostenidamente la inversión pública para cerrar la brecha estimada por el IPE (US$ 37,760 millones, ~30% del PBI) y alcanzar al 2040 una red vial de 160,000 km, 70,000 km asfaltados y 8,000 km de ferrocarriles.</w:t>
       </w:r>
     </w:p>
     <w:p/>
